--- a/klagomål/A 12931-2025 FSC-klagomål.docx
+++ b/klagomål/A 12931-2025 FSC-klagomål.docx
@@ -191,7 +191,7 @@
     </w:p>
     <w:p>
       <w:r>
-        <w:t>I avverkningsanmälan har följande 4 naturvårdsarter hittats: knärot (VU, §8), talltita (NT, §4), blodticka (S) och revlummer (§9). Av dessa är 2 rödlistade. För rödlistade arter har rödlistekategorin angivits inom parentes. Arter som är signalarter enligt Skogsstyrelsen har markerats med (S). För fridlysta arter anges även paragrafen i Artskyddsförordningen som arten är fridlyst enligt.</w:t>
+        <w:t>I avverkningsanmälan har följande 6 naturvårdsarter hittats: knärot (VU, §8), kådvaxskinn (NT), tallticka (NT), talltita (NT, §4), blodticka (S) och revlummer (§9). Av dessa är 4 rödlistade. För rödlistade arter har rödlistekategorin angivits inom parentes. Arter som är signalarter enligt Skogsstyrelsen har markerats med (S). För fridlysta arter anges även paragrafen i Artskyddsförordningen som arten är fridlyst enligt.</w:t>
       </w:r>
     </w:p>
     <w:p>
@@ -286,7 +286,7 @@
     </w:p>
     <w:p>
       <w:r>
-        <w:t>I det avverkningsanmälda området finns 4 fyndplatser för knärot registrerade på Artportalen. Figur 2 visar gränserna för buffertzoner på 50 m, som behöver lämnas kring fyndplatserna för att knärotslokalerna inte ska försvinna vid en avverkning. Av det avverkningsanmälda området överlappar 1.31 ha med buffertzonerna och får av detta skäl inte avverkas.</w:t>
+        <w:t>I det avverkningsanmälda området finns 8 fyndplatser för knärot registrerade på Artportalen. Figur 2 visar gränserna för buffertzoner på 50 m, som behöver lämnas kring fyndplatserna för att knärotslokalerna inte ska försvinna vid en avverkning. Av det avverkningsanmälda området överlappar 1.67 ha med buffertzonerna och får av detta skäl inte avverkas.</w:t>
       </w:r>
     </w:p>
     <w:p>
@@ -463,7 +463,7 @@
         <w:rPr>
           <w:i/>
         </w:rPr>
-        <w:t>I det avverkningsanmälda skogsområdet har 4 naturvårdsarter varav 2 rödlistade arter sina livsmiljöer och växtplatser.</w:t>
+        <w:t>I det avverkningsanmälda skogsområdet har 6 naturvårdsarter varav 4 rödlistade arter sina livsmiljöer och växtplatser.</w:t>
       </w:r>
     </w:p>
     <w:p>
@@ -1066,7 +1066,7 @@
     <w:r>
       <w:tab/>
       <w:tab/>
-      <w:t>2025-04-08</w:t>
+      <w:t>2025-04-09</w:t>
       <w:br/>
       <w:br/>
     </w:r>

--- a/klagomål/A 12931-2025 FSC-klagomål.docx
+++ b/klagomål/A 12931-2025 FSC-klagomål.docx
@@ -247,6 +247,17 @@
       </w:r>
     </w:p>
     <w:p>
+      <w:r>
+        <w:rPr>
+          <w:b/>
+        </w:rPr>
+        <w:t xml:space="preserve">Tallticka (NT) </w:t>
+      </w:r>
+      <w:r>
+        <w:t>uppträder först på tallar som är 100–150 år gamla men är vanligast på träd som är runt 150–200 år eller äldre. I skogslandskapet är den främst knuten till tallnaturskogar och restbiotoper med biologiskt gamla träd och signalerar vanligtvis skyddsvärda tallbestånd med höga naturvärden (SLU Artdatabanken, 2023; Nitare &amp; Skogsstyrelsen, 2019).</w:t>
+      </w:r>
+    </w:p>
+    <w:p>
       <w:pPr>
         <w:pStyle w:val="Heading1"/>
       </w:pPr>
@@ -759,7 +770,7 @@
         <w:t xml:space="preserve">Level and pattern of overstory retention interact to shape long-term responses of understories to timber harvest. </w:t>
       </w:r>
       <w:r>
-        <w:t xml:space="preserve">Ecological Applications, 22, 2049–2064 </w:t>
+        <w:t>Ecological Applications, 22, 2049–2064</w:t>
       </w:r>
     </w:p>
     <w:p>
@@ -828,7 +839,7 @@
     </w:p>
     <w:p>
       <w:r>
-        <w:t xml:space="preserve">Talltita är rödlistad som NT, fridlyst och prioriterad art i Skogsvårdslagen. Den omfattas av EU:s fågeldirektiv. Arten har minskat kraftigt de senaste 30 åren och minskningstakten innevarande 10-årsperiod beräknas till 20 (10–30) % (SLU Artdatabanken, 2022). </w:t>
+        <w:t>Talltita är rödlistad som NT, fridlyst och prioriterad art i Skogsvårdslagen. Den omfattas av EU:s fågeldirektiv. Arten har minskat kraftigt de senaste 30 åren och minskningstakten innevarande 10-årsperiod beräknas till 20 (10–30) % (SLU Artdatabanken, 2022).</w:t>
       </w:r>
     </w:p>
     <w:p>
@@ -865,7 +876,7 @@
         <w:t xml:space="preserve">Differential demographic responses of sympatric Parids to vegetation management in boreal forest. </w:t>
       </w:r>
       <w:r>
-        <w:t xml:space="preserve">For. Ecol. Manage. 319, 169–175. </w:t>
+        <w:t>For. Ecol. Manage. 319, 169–175.</w:t>
       </w:r>
     </w:p>
     <w:p>
@@ -879,7 +890,7 @@
         <w:t xml:space="preserve">Coherence, composition and territories of winter social groups of the Willow Tit Parus montanus and the Crested Tit P. cristatus. </w:t>
       </w:r>
       <w:r>
-        <w:t xml:space="preserve">Ornis Scandinavica, 10, pp 56–68 </w:t>
+        <w:t>Ornis Scandinavica, 10, pp 56–68</w:t>
       </w:r>
     </w:p>
     <w:p>
@@ -893,7 +904,7 @@
         <w:t xml:space="preserve">Impact of forestry practices on fitness correlates and population productivity in an open-nesting bird species. </w:t>
       </w:r>
       <w:r>
-        <w:t xml:space="preserve">Conserv. Biol. 21, 767–774. https://doi.org/10.1111/j.1523- 1739.2007.00675.x </w:t>
+        <w:t>Conserv. Biol. 21, 767–774. https://doi.org/10.1111/j.1523- 1739.2007.00675.x</w:t>
       </w:r>
     </w:p>
     <w:p>
@@ -1066,7 +1077,7 @@
     <w:r>
       <w:tab/>
       <w:tab/>
-      <w:t>2025-04-09</w:t>
+      <w:t>2025-04-10</w:t>
       <w:br/>
       <w:br/>
     </w:r>

--- a/klagomål/A 12931-2025 FSC-klagomål.docx
+++ b/klagomål/A 12931-2025 FSC-klagomål.docx
@@ -1077,7 +1077,7 @@
     <w:r>
       <w:tab/>
       <w:tab/>
-      <w:t>2025-04-10</w:t>
+      <w:t>2025-04-11</w:t>
       <w:br/>
       <w:br/>
     </w:r>

--- a/klagomål/A 12931-2025 FSC-klagomål.docx
+++ b/klagomål/A 12931-2025 FSC-klagomål.docx
@@ -1077,7 +1077,7 @@
     <w:r>
       <w:tab/>
       <w:tab/>
-      <w:t>2025-04-11</w:t>
+      <w:t>2025-04-12</w:t>
       <w:br/>
       <w:br/>
     </w:r>

--- a/klagomål/A 12931-2025 FSC-klagomål.docx
+++ b/klagomål/A 12931-2025 FSC-klagomål.docx
@@ -1077,7 +1077,7 @@
     <w:r>
       <w:tab/>
       <w:tab/>
-      <w:t>2025-04-12</w:t>
+      <w:t>2025-04-13</w:t>
       <w:br/>
       <w:br/>
     </w:r>

--- a/klagomål/A 12931-2025 FSC-klagomål.docx
+++ b/klagomål/A 12931-2025 FSC-klagomål.docx
@@ -1077,7 +1077,7 @@
     <w:r>
       <w:tab/>
       <w:tab/>
-      <w:t>2025-04-13</w:t>
+      <w:t>2025-04-14</w:t>
       <w:br/>
       <w:br/>
     </w:r>

--- a/klagomål/A 12931-2025 FSC-klagomål.docx
+++ b/klagomål/A 12931-2025 FSC-klagomål.docx
@@ -1077,7 +1077,7 @@
     <w:r>
       <w:tab/>
       <w:tab/>
-      <w:t>2025-04-14</w:t>
+      <w:t>2025-04-15</w:t>
       <w:br/>
       <w:br/>
     </w:r>

--- a/klagomål/A 12931-2025 FSC-klagomål.docx
+++ b/klagomål/A 12931-2025 FSC-klagomål.docx
@@ -1077,7 +1077,7 @@
     <w:r>
       <w:tab/>
       <w:tab/>
-      <w:t>2025-04-15</w:t>
+      <w:t>2025-04-16</w:t>
       <w:br/>
       <w:br/>
     </w:r>

--- a/klagomål/A 12931-2025 FSC-klagomål.docx
+++ b/klagomål/A 12931-2025 FSC-klagomål.docx
@@ -1077,7 +1077,7 @@
     <w:r>
       <w:tab/>
       <w:tab/>
-      <w:t>2025-04-16</w:t>
+      <w:t>2025-04-17</w:t>
       <w:br/>
       <w:br/>
     </w:r>

--- a/klagomål/A 12931-2025 FSC-klagomål.docx
+++ b/klagomål/A 12931-2025 FSC-klagomål.docx
@@ -1077,7 +1077,7 @@
     <w:r>
       <w:tab/>
       <w:tab/>
-      <w:t>2025-04-17</w:t>
+      <w:t>2025-04-18</w:t>
       <w:br/>
       <w:br/>
     </w:r>

--- a/klagomål/A 12931-2025 FSC-klagomål.docx
+++ b/klagomål/A 12931-2025 FSC-klagomål.docx
@@ -1077,7 +1077,7 @@
     <w:r>
       <w:tab/>
       <w:tab/>
-      <w:t>2025-04-18</w:t>
+      <w:t>2025-04-19</w:t>
       <w:br/>
       <w:br/>
     </w:r>

--- a/klagomål/A 12931-2025 FSC-klagomål.docx
+++ b/klagomål/A 12931-2025 FSC-klagomål.docx
@@ -1088,7 +1088,7 @@
     <w:r>
       <w:tab/>
       <w:tab/>
-      <w:t>2025-05-03</w:t>
+      <w:t>2025-05-04</w:t>
       <w:br/>
       <w:br/>
     </w:r>

--- a/klagomål/A 12931-2025 FSC-klagomål.docx
+++ b/klagomål/A 12931-2025 FSC-klagomål.docx
@@ -1088,7 +1088,7 @@
     <w:r>
       <w:tab/>
       <w:tab/>
-      <w:t>2025-05-04</w:t>
+      <w:t>2025-05-06</w:t>
       <w:br/>
       <w:br/>
     </w:r>

--- a/klagomål/A 12931-2025 FSC-klagomål.docx
+++ b/klagomål/A 12931-2025 FSC-klagomål.docx
@@ -1088,7 +1088,7 @@
     <w:r>
       <w:tab/>
       <w:tab/>
-      <w:t>2025-05-06</w:t>
+      <w:t>2025-05-07</w:t>
       <w:br/>
       <w:br/>
     </w:r>

--- a/klagomål/A 12931-2025 FSC-klagomål.docx
+++ b/klagomål/A 12931-2025 FSC-klagomål.docx
@@ -1088,7 +1088,7 @@
     <w:r>
       <w:tab/>
       <w:tab/>
-      <w:t>2025-05-07</w:t>
+      <w:t>2025-05-08</w:t>
       <w:br/>
       <w:br/>
     </w:r>

--- a/klagomål/A 12931-2025 FSC-klagomål.docx
+++ b/klagomål/A 12931-2025 FSC-klagomål.docx
@@ -1088,7 +1088,7 @@
     <w:r>
       <w:tab/>
       <w:tab/>
-      <w:t>2025-05-08</w:t>
+      <w:t>2025-05-09</w:t>
       <w:br/>
       <w:br/>
     </w:r>

--- a/klagomål/A 12931-2025 FSC-klagomål.docx
+++ b/klagomål/A 12931-2025 FSC-klagomål.docx
@@ -1088,7 +1088,7 @@
     <w:r>
       <w:tab/>
       <w:tab/>
-      <w:t>2025-05-09</w:t>
+      <w:t>2025-05-10</w:t>
       <w:br/>
       <w:br/>
     </w:r>

--- a/klagomål/A 12931-2025 FSC-klagomål.docx
+++ b/klagomål/A 12931-2025 FSC-klagomål.docx
@@ -1088,7 +1088,7 @@
     <w:r>
       <w:tab/>
       <w:tab/>
-      <w:t>2025-05-10</w:t>
+      <w:t>2025-05-11</w:t>
       <w:br/>
       <w:br/>
     </w:r>

--- a/klagomål/A 12931-2025 FSC-klagomål.docx
+++ b/klagomål/A 12931-2025 FSC-klagomål.docx
@@ -1088,7 +1088,7 @@
     <w:r>
       <w:tab/>
       <w:tab/>
-      <w:t>2025-05-11</w:t>
+      <w:t>2025-05-12</w:t>
       <w:br/>
       <w:br/>
     </w:r>

--- a/klagomål/A 12931-2025 FSC-klagomål.docx
+++ b/klagomål/A 12931-2025 FSC-klagomål.docx
@@ -1088,7 +1088,7 @@
     <w:r>
       <w:tab/>
       <w:tab/>
-      <w:t>2025-05-12</w:t>
+      <w:t>2025-05-13</w:t>
       <w:br/>
       <w:br/>
     </w:r>

--- a/klagomål/A 12931-2025 FSC-klagomål.docx
+++ b/klagomål/A 12931-2025 FSC-klagomål.docx
@@ -1088,7 +1088,7 @@
     <w:r>
       <w:tab/>
       <w:tab/>
-      <w:t>2025-05-13</w:t>
+      <w:t>2025-05-14</w:t>
       <w:br/>
       <w:br/>
     </w:r>

--- a/klagomål/A 12931-2025 FSC-klagomål.docx
+++ b/klagomål/A 12931-2025 FSC-klagomål.docx
@@ -1088,7 +1088,7 @@
     <w:r>
       <w:tab/>
       <w:tab/>
-      <w:t>2025-05-14</w:t>
+      <w:t>2025-05-15</w:t>
       <w:br/>
       <w:br/>
     </w:r>

--- a/klagomål/A 12931-2025 FSC-klagomål.docx
+++ b/klagomål/A 12931-2025 FSC-klagomål.docx
@@ -1088,7 +1088,7 @@
     <w:r>
       <w:tab/>
       <w:tab/>
-      <w:t>2025-05-15</w:t>
+      <w:t>2025-05-16</w:t>
       <w:br/>
       <w:br/>
     </w:r>

--- a/klagomål/A 12931-2025 FSC-klagomål.docx
+++ b/klagomål/A 12931-2025 FSC-klagomål.docx
@@ -1088,7 +1088,7 @@
     <w:r>
       <w:tab/>
       <w:tab/>
-      <w:t>2025-05-16</w:t>
+      <w:t>2025-05-17</w:t>
       <w:br/>
       <w:br/>
     </w:r>

--- a/klagomål/A 12931-2025 FSC-klagomål.docx
+++ b/klagomål/A 12931-2025 FSC-klagomål.docx
@@ -1088,7 +1088,7 @@
     <w:r>
       <w:tab/>
       <w:tab/>
-      <w:t>2025-05-17</w:t>
+      <w:t>2025-05-18</w:t>
       <w:br/>
       <w:br/>
     </w:r>

--- a/klagomål/A 12931-2025 FSC-klagomål.docx
+++ b/klagomål/A 12931-2025 FSC-klagomål.docx
@@ -1088,7 +1088,7 @@
     <w:r>
       <w:tab/>
       <w:tab/>
-      <w:t>2025-05-18</w:t>
+      <w:t>2025-05-19</w:t>
       <w:br/>
       <w:br/>
     </w:r>

--- a/klagomål/A 12931-2025 FSC-klagomål.docx
+++ b/klagomål/A 12931-2025 FSC-klagomål.docx
@@ -1088,7 +1088,7 @@
     <w:r>
       <w:tab/>
       <w:tab/>
-      <w:t>2025-05-19</w:t>
+      <w:t>2025-05-20</w:t>
       <w:br/>
       <w:br/>
     </w:r>

--- a/klagomål/A 12931-2025 FSC-klagomål.docx
+++ b/klagomål/A 12931-2025 FSC-klagomål.docx
@@ -1088,7 +1088,7 @@
     <w:r>
       <w:tab/>
       <w:tab/>
-      <w:t>2025-05-20</w:t>
+      <w:t>2025-05-21</w:t>
       <w:br/>
       <w:br/>
     </w:r>

--- a/klagomål/A 12931-2025 FSC-klagomål.docx
+++ b/klagomål/A 12931-2025 FSC-klagomål.docx
@@ -1088,7 +1088,7 @@
     <w:r>
       <w:tab/>
       <w:tab/>
-      <w:t>2025-05-21</w:t>
+      <w:t>2025-05-22</w:t>
       <w:br/>
       <w:br/>
     </w:r>

--- a/klagomål/A 12931-2025 FSC-klagomål.docx
+++ b/klagomål/A 12931-2025 FSC-klagomål.docx
@@ -1088,7 +1088,7 @@
     <w:r>
       <w:tab/>
       <w:tab/>
-      <w:t>2025-05-22</w:t>
+      <w:t>2025-05-23</w:t>
       <w:br/>
       <w:br/>
     </w:r>

--- a/klagomål/A 12931-2025 FSC-klagomål.docx
+++ b/klagomål/A 12931-2025 FSC-klagomål.docx
@@ -1088,7 +1088,7 @@
     <w:r>
       <w:tab/>
       <w:tab/>
-      <w:t>2025-05-23</w:t>
+      <w:t>2025-05-24</w:t>
       <w:br/>
       <w:br/>
     </w:r>

--- a/klagomål/A 12931-2025 FSC-klagomål.docx
+++ b/klagomål/A 12931-2025 FSC-klagomål.docx
@@ -1088,7 +1088,7 @@
     <w:r>
       <w:tab/>
       <w:tab/>
-      <w:t>2025-05-24</w:t>
+      <w:t>2025-05-25</w:t>
       <w:br/>
       <w:br/>
     </w:r>

--- a/klagomål/A 12931-2025 FSC-klagomål.docx
+++ b/klagomål/A 12931-2025 FSC-klagomål.docx
@@ -1088,7 +1088,7 @@
     <w:r>
       <w:tab/>
       <w:tab/>
-      <w:t>2025-05-25</w:t>
+      <w:t>2025-05-26</w:t>
       <w:br/>
       <w:br/>
     </w:r>

--- a/klagomål/A 12931-2025 FSC-klagomål.docx
+++ b/klagomål/A 12931-2025 FSC-klagomål.docx
@@ -1088,7 +1088,7 @@
     <w:r>
       <w:tab/>
       <w:tab/>
-      <w:t>2025-05-26</w:t>
+      <w:t>2025-05-27</w:t>
       <w:br/>
       <w:br/>
     </w:r>

--- a/klagomål/A 12931-2025 FSC-klagomål.docx
+++ b/klagomål/A 12931-2025 FSC-klagomål.docx
@@ -1088,7 +1088,7 @@
     <w:r>
       <w:tab/>
       <w:tab/>
-      <w:t>2025-05-27</w:t>
+      <w:t>2025-05-30</w:t>
       <w:br/>
       <w:br/>
     </w:r>

--- a/klagomål/A 12931-2025 FSC-klagomål.docx
+++ b/klagomål/A 12931-2025 FSC-klagomål.docx
@@ -1088,7 +1088,7 @@
     <w:r>
       <w:tab/>
       <w:tab/>
-      <w:t>2025-05-30</w:t>
+      <w:t>2025-06-01</w:t>
       <w:br/>
       <w:br/>
     </w:r>

--- a/klagomål/A 12931-2025 FSC-klagomål.docx
+++ b/klagomål/A 12931-2025 FSC-klagomål.docx
@@ -1088,7 +1088,7 @@
     <w:r>
       <w:tab/>
       <w:tab/>
-      <w:t>2025-06-01</w:t>
+      <w:t>2025-06-02</w:t>
       <w:br/>
       <w:br/>
     </w:r>

--- a/klagomål/A 12931-2025 FSC-klagomål.docx
+++ b/klagomål/A 12931-2025 FSC-klagomål.docx
@@ -1088,7 +1088,7 @@
     <w:r>
       <w:tab/>
       <w:tab/>
-      <w:t>2025-06-02</w:t>
+      <w:t>2025-06-03</w:t>
       <w:br/>
       <w:br/>
     </w:r>

--- a/klagomål/A 12931-2025 FSC-klagomål.docx
+++ b/klagomål/A 12931-2025 FSC-klagomål.docx
@@ -1088,7 +1088,7 @@
     <w:r>
       <w:tab/>
       <w:tab/>
-      <w:t>2025-06-03</w:t>
+      <w:t>2025-06-04</w:t>
       <w:br/>
       <w:br/>
     </w:r>

--- a/klagomål/A 12931-2025 FSC-klagomål.docx
+++ b/klagomål/A 12931-2025 FSC-klagomål.docx
@@ -1088,7 +1088,7 @@
     <w:r>
       <w:tab/>
       <w:tab/>
-      <w:t>2025-06-04</w:t>
+      <w:t>2025-06-05</w:t>
       <w:br/>
       <w:br/>
     </w:r>

--- a/klagomål/A 12931-2025 FSC-klagomål.docx
+++ b/klagomål/A 12931-2025 FSC-klagomål.docx
@@ -1088,7 +1088,7 @@
     <w:r>
       <w:tab/>
       <w:tab/>
-      <w:t>2025-06-13</w:t>
+      <w:t>2025-06-15</w:t>
       <w:br/>
       <w:br/>
     </w:r>

--- a/klagomål/A 12931-2025 FSC-klagomål.docx
+++ b/klagomål/A 12931-2025 FSC-klagomål.docx
@@ -1088,7 +1088,7 @@
     <w:r>
       <w:tab/>
       <w:tab/>
-      <w:t>2025-06-15</w:t>
+      <w:t>2025-06-16</w:t>
       <w:br/>
       <w:br/>
     </w:r>

--- a/klagomål/A 12931-2025 FSC-klagomål.docx
+++ b/klagomål/A 12931-2025 FSC-klagomål.docx
@@ -1088,7 +1088,7 @@
     <w:r>
       <w:tab/>
       <w:tab/>
-      <w:t>2025-06-16</w:t>
+      <w:t>2025-06-17</w:t>
       <w:br/>
       <w:br/>
     </w:r>

--- a/klagomål/A 12931-2025 FSC-klagomål.docx
+++ b/klagomål/A 12931-2025 FSC-klagomål.docx
@@ -1088,7 +1088,7 @@
     <w:r>
       <w:tab/>
       <w:tab/>
-      <w:t>2025-06-17</w:t>
+      <w:t>2025-06-18</w:t>
       <w:br/>
       <w:br/>
     </w:r>

--- a/klagomål/A 12931-2025 FSC-klagomål.docx
+++ b/klagomål/A 12931-2025 FSC-klagomål.docx
@@ -1088,7 +1088,7 @@
     <w:r>
       <w:tab/>
       <w:tab/>
-      <w:t>2025-06-18</w:t>
+      <w:t>2025-06-19</w:t>
       <w:br/>
       <w:br/>
     </w:r>

--- a/klagomål/A 12931-2025 FSC-klagomål.docx
+++ b/klagomål/A 12931-2025 FSC-klagomål.docx
@@ -1088,7 +1088,7 @@
     <w:r>
       <w:tab/>
       <w:tab/>
-      <w:t>2025-06-19</w:t>
+      <w:t>2025-06-20</w:t>
       <w:br/>
       <w:br/>
     </w:r>

--- a/klagomål/A 12931-2025 FSC-klagomål.docx
+++ b/klagomål/A 12931-2025 FSC-klagomål.docx
@@ -1088,7 +1088,7 @@
     <w:r>
       <w:tab/>
       <w:tab/>
-      <w:t>2025-06-20</w:t>
+      <w:t>2025-06-21</w:t>
       <w:br/>
       <w:br/>
     </w:r>

--- a/klagomål/A 12931-2025 FSC-klagomål.docx
+++ b/klagomål/A 12931-2025 FSC-klagomål.docx
@@ -1088,7 +1088,7 @@
     <w:r>
       <w:tab/>
       <w:tab/>
-      <w:t>2025-06-21</w:t>
+      <w:t>2025-06-22</w:t>
       <w:br/>
       <w:br/>
     </w:r>

--- a/klagomål/A 12931-2025 FSC-klagomål.docx
+++ b/klagomål/A 12931-2025 FSC-klagomål.docx
@@ -1088,7 +1088,7 @@
     <w:r>
       <w:tab/>
       <w:tab/>
-      <w:t>2025-06-22</w:t>
+      <w:t>2025-06-23</w:t>
       <w:br/>
       <w:br/>
     </w:r>

--- a/klagomål/A 12931-2025 FSC-klagomål.docx
+++ b/klagomål/A 12931-2025 FSC-klagomål.docx
@@ -1088,7 +1088,7 @@
     <w:r>
       <w:tab/>
       <w:tab/>
-      <w:t>2025-06-23</w:t>
+      <w:t>2025-06-24</w:t>
       <w:br/>
       <w:br/>
     </w:r>

--- a/klagomål/A 12931-2025 FSC-klagomål.docx
+++ b/klagomål/A 12931-2025 FSC-klagomål.docx
@@ -1088,7 +1088,7 @@
     <w:r>
       <w:tab/>
       <w:tab/>
-      <w:t>2025-06-24</w:t>
+      <w:t>2025-06-25</w:t>
       <w:br/>
       <w:br/>
     </w:r>

--- a/klagomål/A 12931-2025 FSC-klagomål.docx
+++ b/klagomål/A 12931-2025 FSC-klagomål.docx
@@ -1088,7 +1088,7 @@
     <w:r>
       <w:tab/>
       <w:tab/>
-      <w:t>2025-06-25</w:t>
+      <w:t>2025-06-26</w:t>
       <w:br/>
       <w:br/>
     </w:r>

--- a/klagomål/A 12931-2025 FSC-klagomål.docx
+++ b/klagomål/A 12931-2025 FSC-klagomål.docx
@@ -1088,7 +1088,7 @@
     <w:r>
       <w:tab/>
       <w:tab/>
-      <w:t>2025-06-26</w:t>
+      <w:t>2025-06-27</w:t>
       <w:br/>
       <w:br/>
     </w:r>

--- a/klagomål/A 12931-2025 FSC-klagomål.docx
+++ b/klagomål/A 12931-2025 FSC-klagomål.docx
@@ -1088,7 +1088,7 @@
     <w:r>
       <w:tab/>
       <w:tab/>
-      <w:t>2025-06-27</w:t>
+      <w:t>2025-06-28</w:t>
       <w:br/>
       <w:br/>
     </w:r>

--- a/klagomål/A 12931-2025 FSC-klagomål.docx
+++ b/klagomål/A 12931-2025 FSC-klagomål.docx
@@ -1088,7 +1088,7 @@
     <w:r>
       <w:tab/>
       <w:tab/>
-      <w:t>2025-06-28</w:t>
+      <w:t>2025-06-29</w:t>
       <w:br/>
       <w:br/>
     </w:r>

--- a/klagomål/A 12931-2025 FSC-klagomål.docx
+++ b/klagomål/A 12931-2025 FSC-klagomål.docx
@@ -1088,7 +1088,7 @@
     <w:r>
       <w:tab/>
       <w:tab/>
-      <w:t>2025-06-29</w:t>
+      <w:t>2025-06-30</w:t>
       <w:br/>
       <w:br/>
     </w:r>

--- a/klagomål/A 12931-2025 FSC-klagomål.docx
+++ b/klagomål/A 12931-2025 FSC-klagomål.docx
@@ -1088,7 +1088,7 @@
     <w:r>
       <w:tab/>
       <w:tab/>
-      <w:t>2025-06-30</w:t>
+      <w:t>2025-07-01</w:t>
       <w:br/>
       <w:br/>
     </w:r>

--- a/klagomål/A 12931-2025 FSC-klagomål.docx
+++ b/klagomål/A 12931-2025 FSC-klagomål.docx
@@ -1088,7 +1088,7 @@
     <w:r>
       <w:tab/>
       <w:tab/>
-      <w:t>2025-07-01</w:t>
+      <w:t>2025-07-02</w:t>
       <w:br/>
       <w:br/>
     </w:r>

--- a/klagomål/A 12931-2025 FSC-klagomål.docx
+++ b/klagomål/A 12931-2025 FSC-klagomål.docx
@@ -1088,7 +1088,7 @@
     <w:r>
       <w:tab/>
       <w:tab/>
-      <w:t>2025-07-02</w:t>
+      <w:t>2025-07-03</w:t>
       <w:br/>
       <w:br/>
     </w:r>

--- a/klagomål/A 12931-2025 FSC-klagomål.docx
+++ b/klagomål/A 12931-2025 FSC-klagomål.docx
@@ -1088,7 +1088,7 @@
     <w:r>
       <w:tab/>
       <w:tab/>
-      <w:t>2025-07-03</w:t>
+      <w:t>2025-07-04</w:t>
       <w:br/>
       <w:br/>
     </w:r>

--- a/klagomål/A 12931-2025 FSC-klagomål.docx
+++ b/klagomål/A 12931-2025 FSC-klagomål.docx
@@ -1088,7 +1088,7 @@
     <w:r>
       <w:tab/>
       <w:tab/>
-      <w:t>2025-07-04</w:t>
+      <w:t>2025-07-05</w:t>
       <w:br/>
       <w:br/>
     </w:r>

--- a/klagomål/A 12931-2025 FSC-klagomål.docx
+++ b/klagomål/A 12931-2025 FSC-klagomål.docx
@@ -1088,7 +1088,7 @@
     <w:r>
       <w:tab/>
       <w:tab/>
-      <w:t>2025-07-05</w:t>
+      <w:t>2025-07-06</w:t>
       <w:br/>
       <w:br/>
     </w:r>

--- a/klagomål/A 12931-2025 FSC-klagomål.docx
+++ b/klagomål/A 12931-2025 FSC-klagomål.docx
@@ -1088,7 +1088,7 @@
     <w:r>
       <w:tab/>
       <w:tab/>
-      <w:t>2025-07-06</w:t>
+      <w:t>2025-07-07</w:t>
       <w:br/>
       <w:br/>
     </w:r>

--- a/klagomål/A 12931-2025 FSC-klagomål.docx
+++ b/klagomål/A 12931-2025 FSC-klagomål.docx
@@ -1088,7 +1088,7 @@
     <w:r>
       <w:tab/>
       <w:tab/>
-      <w:t>2025-07-07</w:t>
+      <w:t>2025-07-08</w:t>
       <w:br/>
       <w:br/>
     </w:r>

--- a/klagomål/A 12931-2025 FSC-klagomål.docx
+++ b/klagomål/A 12931-2025 FSC-klagomål.docx
@@ -1088,7 +1088,7 @@
     <w:r>
       <w:tab/>
       <w:tab/>
-      <w:t>2025-07-08</w:t>
+      <w:t>2025-07-09</w:t>
       <w:br/>
       <w:br/>
     </w:r>

--- a/klagomål/A 12931-2025 FSC-klagomål.docx
+++ b/klagomål/A 12931-2025 FSC-klagomål.docx
@@ -1088,7 +1088,7 @@
     <w:r>
       <w:tab/>
       <w:tab/>
-      <w:t>2025-07-09</w:t>
+      <w:t>2025-07-11</w:t>
       <w:br/>
       <w:br/>
     </w:r>

--- a/klagomål/A 12931-2025 FSC-klagomål.docx
+++ b/klagomål/A 12931-2025 FSC-klagomål.docx
@@ -1088,7 +1088,7 @@
     <w:r>
       <w:tab/>
       <w:tab/>
-      <w:t>2025-07-11</w:t>
+      <w:t>2025-07-12</w:t>
       <w:br/>
       <w:br/>
     </w:r>

--- a/klagomål/A 12931-2025 FSC-klagomål.docx
+++ b/klagomål/A 12931-2025 FSC-klagomål.docx
@@ -1088,7 +1088,7 @@
     <w:r>
       <w:tab/>
       <w:tab/>
-      <w:t>2025-07-12</w:t>
+      <w:t>2025-07-13</w:t>
       <w:br/>
       <w:br/>
     </w:r>

--- a/klagomål/A 12931-2025 FSC-klagomål.docx
+++ b/klagomål/A 12931-2025 FSC-klagomål.docx
@@ -1088,7 +1088,7 @@
     <w:r>
       <w:tab/>
       <w:tab/>
-      <w:t>2025-07-13</w:t>
+      <w:t>2025-07-14</w:t>
       <w:br/>
       <w:br/>
     </w:r>

--- a/klagomål/A 12931-2025 FSC-klagomål.docx
+++ b/klagomål/A 12931-2025 FSC-klagomål.docx
@@ -1126,7 +1126,7 @@
     <w:r>
       <w:tab/>
       <w:tab/>
-      <w:t>2025-08-06</w:t>
+      <w:t>2025-08-09</w:t>
       <w:br/>
       <w:br/>
     </w:r>

--- a/klagomål/A 12931-2025 FSC-klagomål.docx
+++ b/klagomål/A 12931-2025 FSC-klagomål.docx
@@ -168,7 +168,7 @@
     </w:p>
     <w:p>
       <w:r>
-        <w:t>Detta dokument behandlar höga naturvärden i avverkningsanmälan A 12931-2025 i Nyköpings kommun. Denna avverkningsanmälan inkom 2025-03-18 och omfattar 2,5 ha.</w:t>
+        <w:t>Detta dokument behandlar höga naturvärden i avverkningsanmälan A 12931-2025 i Nyköpings kommun. Denna avverkningsanmälan inkom 2025-03-18 00:00:00 och omfattar 2,5 ha.</w:t>
       </w:r>
     </w:p>
     <w:p>

--- a/klagomål/A 12931-2025 FSC-klagomål.docx
+++ b/klagomål/A 12931-2025 FSC-klagomål.docx
@@ -1126,7 +1126,7 @@
     <w:r>
       <w:tab/>
       <w:tab/>
-      <w:t>2025-08-09</w:t>
+      <w:t>2025-08-10</w:t>
       <w:br/>
       <w:br/>
     </w:r>

--- a/klagomål/A 12931-2025 FSC-klagomål.docx
+++ b/klagomål/A 12931-2025 FSC-klagomål.docx
@@ -1126,7 +1126,7 @@
     <w:r>
       <w:tab/>
       <w:tab/>
-      <w:t>2025-08-10</w:t>
+      <w:t>2025-08-11</w:t>
       <w:br/>
       <w:br/>
     </w:r>

--- a/klagomål/A 12931-2025 FSC-klagomål.docx
+++ b/klagomål/A 12931-2025 FSC-klagomål.docx
@@ -1126,7 +1126,7 @@
     <w:r>
       <w:tab/>
       <w:tab/>
-      <w:t>2025-08-11</w:t>
+      <w:t>2025-08-12</w:t>
       <w:br/>
       <w:br/>
     </w:r>

--- a/klagomål/A 12931-2025 FSC-klagomål.docx
+++ b/klagomål/A 12931-2025 FSC-klagomål.docx
@@ -1126,7 +1126,7 @@
     <w:r>
       <w:tab/>
       <w:tab/>
-      <w:t>2025-08-12</w:t>
+      <w:t>2025-08-13</w:t>
       <w:br/>
       <w:br/>
     </w:r>

--- a/klagomål/A 12931-2025 FSC-klagomål.docx
+++ b/klagomål/A 12931-2025 FSC-klagomål.docx
@@ -1126,7 +1126,7 @@
     <w:r>
       <w:tab/>
       <w:tab/>
-      <w:t>2025-08-13</w:t>
+      <w:t>2025-08-14</w:t>
       <w:br/>
       <w:br/>
     </w:r>

--- a/klagomål/A 12931-2025 FSC-klagomål.docx
+++ b/klagomål/A 12931-2025 FSC-klagomål.docx
@@ -1126,7 +1126,7 @@
     <w:r>
       <w:tab/>
       <w:tab/>
-      <w:t>2025-08-14</w:t>
+      <w:t>2025-08-15</w:t>
       <w:br/>
       <w:br/>
     </w:r>

--- a/klagomål/A 12931-2025 FSC-klagomål.docx
+++ b/klagomål/A 12931-2025 FSC-klagomål.docx
@@ -1126,7 +1126,7 @@
     <w:r>
       <w:tab/>
       <w:tab/>
-      <w:t>2025-08-15</w:t>
+      <w:t>2025-08-16</w:t>
       <w:br/>
       <w:br/>
     </w:r>

--- a/klagomål/A 12931-2025 FSC-klagomål.docx
+++ b/klagomål/A 12931-2025 FSC-klagomål.docx
@@ -1126,7 +1126,7 @@
     <w:r>
       <w:tab/>
       <w:tab/>
-      <w:t>2025-08-16</w:t>
+      <w:t>2025-08-17</w:t>
       <w:br/>
       <w:br/>
     </w:r>

--- a/klagomål/A 12931-2025 FSC-klagomål.docx
+++ b/klagomål/A 12931-2025 FSC-klagomål.docx
@@ -1126,7 +1126,7 @@
     <w:r>
       <w:tab/>
       <w:tab/>
-      <w:t>2025-08-17</w:t>
+      <w:t>2025-08-18</w:t>
       <w:br/>
       <w:br/>
     </w:r>

--- a/klagomål/A 12931-2025 FSC-klagomål.docx
+++ b/klagomål/A 12931-2025 FSC-klagomål.docx
@@ -1126,7 +1126,7 @@
     <w:r>
       <w:tab/>
       <w:tab/>
-      <w:t>2025-08-18</w:t>
+      <w:t>2025-08-19</w:t>
       <w:br/>
       <w:br/>
     </w:r>

--- a/klagomål/A 12931-2025 FSC-klagomål.docx
+++ b/klagomål/A 12931-2025 FSC-klagomål.docx
@@ -1126,7 +1126,7 @@
     <w:r>
       <w:tab/>
       <w:tab/>
-      <w:t>2025-08-19</w:t>
+      <w:t>2025-08-20</w:t>
       <w:br/>
       <w:br/>
     </w:r>

--- a/klagomål/A 12931-2025 FSC-klagomål.docx
+++ b/klagomål/A 12931-2025 FSC-klagomål.docx
@@ -1126,7 +1126,7 @@
     <w:r>
       <w:tab/>
       <w:tab/>
-      <w:t>2025-08-20</w:t>
+      <w:t>2025-08-21</w:t>
       <w:br/>
       <w:br/>
     </w:r>

--- a/klagomål/A 12931-2025 FSC-klagomål.docx
+++ b/klagomål/A 12931-2025 FSC-klagomål.docx
@@ -1126,7 +1126,7 @@
     <w:r>
       <w:tab/>
       <w:tab/>
-      <w:t>2025-08-21</w:t>
+      <w:t>2025-08-22</w:t>
       <w:br/>
       <w:br/>
     </w:r>

--- a/klagomål/A 12931-2025 FSC-klagomål.docx
+++ b/klagomål/A 12931-2025 FSC-klagomål.docx
@@ -1126,7 +1126,7 @@
     <w:r>
       <w:tab/>
       <w:tab/>
-      <w:t>2025-08-22</w:t>
+      <w:t>2025-08-23</w:t>
       <w:br/>
       <w:br/>
     </w:r>

--- a/klagomål/A 12931-2025 FSC-klagomål.docx
+++ b/klagomål/A 12931-2025 FSC-klagomål.docx
@@ -1126,7 +1126,7 @@
     <w:r>
       <w:tab/>
       <w:tab/>
-      <w:t>2025-08-23</w:t>
+      <w:t>2025-08-24</w:t>
       <w:br/>
       <w:br/>
     </w:r>

--- a/klagomål/A 12931-2025 FSC-klagomål.docx
+++ b/klagomål/A 12931-2025 FSC-klagomål.docx
@@ -1126,7 +1126,7 @@
     <w:r>
       <w:tab/>
       <w:tab/>
-      <w:t>2025-08-24</w:t>
+      <w:t>2025-08-25</w:t>
       <w:br/>
       <w:br/>
     </w:r>

--- a/klagomål/A 12931-2025 FSC-klagomål.docx
+++ b/klagomål/A 12931-2025 FSC-klagomål.docx
@@ -1126,7 +1126,7 @@
     <w:r>
       <w:tab/>
       <w:tab/>
-      <w:t>2025-08-25</w:t>
+      <w:t>2025-08-26</w:t>
       <w:br/>
       <w:br/>
     </w:r>

--- a/klagomål/A 12931-2025 FSC-klagomål.docx
+++ b/klagomål/A 12931-2025 FSC-klagomål.docx
@@ -1126,7 +1126,7 @@
     <w:r>
       <w:tab/>
       <w:tab/>
-      <w:t>2025-08-26</w:t>
+      <w:t>2025-08-30</w:t>
       <w:br/>
       <w:br/>
     </w:r>

--- a/klagomål/A 12931-2025 FSC-klagomål.docx
+++ b/klagomål/A 12931-2025 FSC-klagomål.docx
@@ -1126,7 +1126,7 @@
     <w:r>
       <w:tab/>
       <w:tab/>
-      <w:t>2025-08-30</w:t>
+      <w:t>2025-08-31</w:t>
       <w:br/>
       <w:br/>
     </w:r>

--- a/klagomål/A 12931-2025 FSC-klagomål.docx
+++ b/klagomål/A 12931-2025 FSC-klagomål.docx
@@ -1126,7 +1126,7 @@
     <w:r>
       <w:tab/>
       <w:tab/>
-      <w:t>2025-08-31</w:t>
+      <w:t>2025-09-01</w:t>
       <w:br/>
       <w:br/>
     </w:r>

--- a/klagomål/A 12931-2025 FSC-klagomål.docx
+++ b/klagomål/A 12931-2025 FSC-klagomål.docx
@@ -1126,7 +1126,7 @@
     <w:r>
       <w:tab/>
       <w:tab/>
-      <w:t>2025-09-01</w:t>
+      <w:t>2025-09-04</w:t>
       <w:br/>
       <w:br/>
     </w:r>

--- a/klagomål/A 12931-2025 FSC-klagomål.docx
+++ b/klagomål/A 12931-2025 FSC-klagomål.docx
@@ -1126,7 +1126,7 @@
     <w:r>
       <w:tab/>
       <w:tab/>
-      <w:t>2025-09-04</w:t>
+      <w:t>2025-09-05</w:t>
       <w:br/>
       <w:br/>
     </w:r>

--- a/klagomål/A 12931-2025 FSC-klagomål.docx
+++ b/klagomål/A 12931-2025 FSC-klagomål.docx
@@ -1126,7 +1126,7 @@
     <w:r>
       <w:tab/>
       <w:tab/>
-      <w:t>2025-09-05</w:t>
+      <w:t>2025-09-07</w:t>
       <w:br/>
       <w:br/>
     </w:r>

--- a/klagomål/A 12931-2025 FSC-klagomål.docx
+++ b/klagomål/A 12931-2025 FSC-klagomål.docx
@@ -1126,7 +1126,7 @@
     <w:r>
       <w:tab/>
       <w:tab/>
-      <w:t>2025-09-07</w:t>
+      <w:t>2025-09-08</w:t>
       <w:br/>
       <w:br/>
     </w:r>

--- a/klagomål/A 12931-2025 FSC-klagomål.docx
+++ b/klagomål/A 12931-2025 FSC-klagomål.docx
@@ -1126,7 +1126,7 @@
     <w:r>
       <w:tab/>
       <w:tab/>
-      <w:t>2025-09-08</w:t>
+      <w:t>2025-09-10</w:t>
       <w:br/>
       <w:br/>
     </w:r>

--- a/klagomål/A 12931-2025 FSC-klagomål.docx
+++ b/klagomål/A 12931-2025 FSC-klagomål.docx
@@ -1126,7 +1126,7 @@
     <w:r>
       <w:tab/>
       <w:tab/>
-      <w:t>2025-09-10</w:t>
+      <w:t>2025-09-11</w:t>
       <w:br/>
       <w:br/>
     </w:r>

--- a/klagomål/A 12931-2025 FSC-klagomål.docx
+++ b/klagomål/A 12931-2025 FSC-klagomål.docx
@@ -1126,7 +1126,7 @@
     <w:r>
       <w:tab/>
       <w:tab/>
-      <w:t>2025-09-11</w:t>
+      <w:t>2025-09-12</w:t>
       <w:br/>
       <w:br/>
     </w:r>

--- a/klagomål/A 12931-2025 FSC-klagomål.docx
+++ b/klagomål/A 12931-2025 FSC-klagomål.docx
@@ -1126,7 +1126,7 @@
     <w:r>
       <w:tab/>
       <w:tab/>
-      <w:t>2025-09-12</w:t>
+      <w:t>2025-09-13</w:t>
       <w:br/>
       <w:br/>
     </w:r>

--- a/klagomål/A 12931-2025 FSC-klagomål.docx
+++ b/klagomål/A 12931-2025 FSC-klagomål.docx
@@ -1126,7 +1126,7 @@
     <w:r>
       <w:tab/>
       <w:tab/>
-      <w:t>2025-09-13</w:t>
+      <w:t>2025-09-14</w:t>
       <w:br/>
       <w:br/>
     </w:r>

--- a/klagomål/A 12931-2025 FSC-klagomål.docx
+++ b/klagomål/A 12931-2025 FSC-klagomål.docx
@@ -303,7 +303,25 @@
         <w:t>Knärot (VU, §8)</w:t>
       </w:r>
       <w:r>
-        <w:t xml:space="preserve"> är rödlistad som sårbar och fridlyst enligt 8§ artskyddsförordningen. En nyligen genomförd analys av 79 floraväktarlokaler indikerar att det behövs någonstans mellan 100 och 150 meters skyddszon för att en knärotspopulation inte ska dö ut på lång sikt (Sebestyén &amp; Sundberg, 2025). Detta ligger väl i linje med tidigare genomförda studier som visar att det krävs väl tilltagna buffertzoner för att knäroten inte ska ta skada av skogsbruksåtgärder i intilliggande skog (Johnson, 2014; Koelmeijer m.fl., 2022; Skogsstyrelsen, 2022). Arten är även känslig för gallring vilket framgår av Skogsstyrelsens egen vägledning för hänsyn till knärot (Skogsstyrelsen, 2022). För rika förekomster av knärot är reservatsbildning eller biotopskydd lämpliga åtgärder för att skydda den (SLU Artdatabanken, 2024).</w:t>
+        <w:t xml:space="preserve"> är rödlistad som sårbar och fridlyst enligt 8§ artskyddsförordningen. En nyligen genomförd analys av 79 floraväktarlokaler indikerar att det behövs någonstans mellan 100 och 150 meters skyddszon för att en knärotspopulation inte ska dö ut på lång sikt (Sebestyén &amp; Sundberg, 2025). Detta ligger väl i linje med tidigare genomförda studier som visar att det krävs väl tilltagna buffertzoner för att knäroten inte ska ta skada av skogsbruksåtgärder i intilliggande skog (Johnson, 2014; Koelmeijer m.fl., 2022; Skogsstyrelsen, 2022). Arten är även känslig för gallring vilket framgår av Skogsstyrelsens egen vägledning för hänsyn till knärot (Skogsstyrelsen, 2022). För rika förekomster av knärot är reservatsbildning eller biotopskydd lämpliga åtgärder för att skydda den. På knärot kan den sällsynta rostsvampen </w:t>
+      </w:r>
+      <w:r>
+        <w:rPr>
+          <w:i/>
+        </w:rPr>
+        <w:t>Pucciniastrum goodyerae</w:t>
+      </w:r>
+      <w:r>
+        <w:t xml:space="preserve"> påträffas. </w:t>
+      </w:r>
+      <w:r>
+        <w:rPr>
+          <w:i/>
+        </w:rPr>
+        <w:t>Pucciniastrum goodyerae</w:t>
+      </w:r>
+      <w:r>
+        <w:t xml:space="preserve"> är klassad som NE (ej bedömd) i rödlistan(SLU Artdatabanken, 2024).</w:t>
       </w:r>
     </w:p>
     <w:p>
@@ -1126,7 +1144,7 @@
     <w:r>
       <w:tab/>
       <w:tab/>
-      <w:t>2025-09-14</w:t>
+      <w:t>2025-09-15</w:t>
       <w:br/>
       <w:br/>
     </w:r>

--- a/klagomål/A 12931-2025 FSC-klagomål.docx
+++ b/klagomål/A 12931-2025 FSC-klagomål.docx
@@ -1144,7 +1144,7 @@
     <w:r>
       <w:tab/>
       <w:tab/>
-      <w:t>2025-09-15</w:t>
+      <w:t>2025-09-16</w:t>
       <w:br/>
       <w:br/>
     </w:r>

--- a/klagomål/A 12931-2025 FSC-klagomål.docx
+++ b/klagomål/A 12931-2025 FSC-klagomål.docx
@@ -1144,7 +1144,7 @@
     <w:r>
       <w:tab/>
       <w:tab/>
-      <w:t>2025-09-16</w:t>
+      <w:t>2025-09-17</w:t>
       <w:br/>
       <w:br/>
     </w:r>

--- a/klagomål/A 12931-2025 FSC-klagomål.docx
+++ b/klagomål/A 12931-2025 FSC-klagomål.docx
@@ -1144,7 +1144,7 @@
     <w:r>
       <w:tab/>
       <w:tab/>
-      <w:t>2025-09-17</w:t>
+      <w:t>2025-09-18</w:t>
       <w:br/>
       <w:br/>
     </w:r>

--- a/klagomål/A 12931-2025 FSC-klagomål.docx
+++ b/klagomål/A 12931-2025 FSC-klagomål.docx
@@ -1144,7 +1144,7 @@
     <w:r>
       <w:tab/>
       <w:tab/>
-      <w:t>2025-09-18</w:t>
+      <w:t>2025-09-22</w:t>
       <w:br/>
       <w:br/>
     </w:r>

--- a/klagomål/A 12931-2025 FSC-klagomål.docx
+++ b/klagomål/A 12931-2025 FSC-klagomål.docx
@@ -1144,7 +1144,7 @@
     <w:r>
       <w:tab/>
       <w:tab/>
-      <w:t>2025-09-22</w:t>
+      <w:t>2025-09-23</w:t>
       <w:br/>
       <w:br/>
     </w:r>

--- a/klagomål/A 12931-2025 FSC-klagomål.docx
+++ b/klagomål/A 12931-2025 FSC-klagomål.docx
@@ -1144,7 +1144,7 @@
     <w:r>
       <w:tab/>
       <w:tab/>
-      <w:t>2025-09-23</w:t>
+      <w:t>2025-09-24</w:t>
       <w:br/>
       <w:br/>
     </w:r>

--- a/klagomål/A 12931-2025 FSC-klagomål.docx
+++ b/klagomål/A 12931-2025 FSC-klagomål.docx
@@ -1144,7 +1144,7 @@
     <w:r>
       <w:tab/>
       <w:tab/>
-      <w:t>2025-09-24</w:t>
+      <w:t>2025-09-25</w:t>
       <w:br/>
       <w:br/>
     </w:r>

--- a/klagomål/A 12931-2025 FSC-klagomål.docx
+++ b/klagomål/A 12931-2025 FSC-klagomål.docx
@@ -1144,7 +1144,7 @@
     <w:r>
       <w:tab/>
       <w:tab/>
-      <w:t>2025-09-25</w:t>
+      <w:t>2025-09-26</w:t>
       <w:br/>
       <w:br/>
     </w:r>

--- a/klagomål/A 12931-2025 FSC-klagomål.docx
+++ b/klagomål/A 12931-2025 FSC-klagomål.docx
@@ -1144,7 +1144,7 @@
     <w:r>
       <w:tab/>
       <w:tab/>
-      <w:t>2025-09-26</w:t>
+      <w:t>2025-09-27</w:t>
       <w:br/>
       <w:br/>
     </w:r>

--- a/klagomål/A 12931-2025 FSC-klagomål.docx
+++ b/klagomål/A 12931-2025 FSC-klagomål.docx
@@ -1144,7 +1144,7 @@
     <w:r>
       <w:tab/>
       <w:tab/>
-      <w:t>2025-09-27</w:t>
+      <w:t>2025-09-28</w:t>
       <w:br/>
       <w:br/>
     </w:r>

--- a/klagomål/A 12931-2025 FSC-klagomål.docx
+++ b/klagomål/A 12931-2025 FSC-klagomål.docx
@@ -1144,7 +1144,7 @@
     <w:r>
       <w:tab/>
       <w:tab/>
-      <w:t>2025-09-28</w:t>
+      <w:t>2025-09-29</w:t>
       <w:br/>
       <w:br/>
     </w:r>

--- a/klagomål/A 12931-2025 FSC-klagomål.docx
+++ b/klagomål/A 12931-2025 FSC-klagomål.docx
@@ -1144,7 +1144,7 @@
     <w:r>
       <w:tab/>
       <w:tab/>
-      <w:t>2025-09-29</w:t>
+      <w:t>2025-09-30</w:t>
       <w:br/>
       <w:br/>
     </w:r>

--- a/klagomål/A 12931-2025 FSC-klagomål.docx
+++ b/klagomål/A 12931-2025 FSC-klagomål.docx
@@ -1144,7 +1144,7 @@
     <w:r>
       <w:tab/>
       <w:tab/>
-      <w:t>2025-09-30</w:t>
+      <w:t>2025-10-01</w:t>
       <w:br/>
       <w:br/>
     </w:r>

--- a/klagomål/A 12931-2025 FSC-klagomål.docx
+++ b/klagomål/A 12931-2025 FSC-klagomål.docx
@@ -1144,7 +1144,7 @@
     <w:r>
       <w:tab/>
       <w:tab/>
-      <w:t>2025-10-01</w:t>
+      <w:t>2025-10-02</w:t>
       <w:br/>
       <w:br/>
     </w:r>

--- a/klagomål/A 12931-2025 FSC-klagomål.docx
+++ b/klagomål/A 12931-2025 FSC-klagomål.docx
@@ -1144,7 +1144,7 @@
     <w:r>
       <w:tab/>
       <w:tab/>
-      <w:t>2025-10-02</w:t>
+      <w:t>2025-10-03</w:t>
       <w:br/>
       <w:br/>
     </w:r>

--- a/klagomål/A 12931-2025 FSC-klagomål.docx
+++ b/klagomål/A 12931-2025 FSC-klagomål.docx
@@ -1144,7 +1144,7 @@
     <w:r>
       <w:tab/>
       <w:tab/>
-      <w:t>2025-10-03</w:t>
+      <w:t>2025-10-04</w:t>
       <w:br/>
       <w:br/>
     </w:r>

--- a/klagomål/A 12931-2025 FSC-klagomål.docx
+++ b/klagomål/A 12931-2025 FSC-klagomål.docx
@@ -1144,7 +1144,7 @@
     <w:r>
       <w:tab/>
       <w:tab/>
-      <w:t>2025-10-16</w:t>
+      <w:t>2025-10-17</w:t>
       <w:br/>
       <w:br/>
     </w:r>

--- a/klagomål/A 12931-2025 FSC-klagomål.docx
+++ b/klagomål/A 12931-2025 FSC-klagomål.docx
@@ -1144,7 +1144,7 @@
     <w:r>
       <w:tab/>
       <w:tab/>
-      <w:t>2025-10-17</w:t>
+      <w:t>2025-10-18</w:t>
       <w:br/>
       <w:br/>
     </w:r>

--- a/klagomål/A 12931-2025 FSC-klagomål.docx
+++ b/klagomål/A 12931-2025 FSC-klagomål.docx
@@ -1144,7 +1144,7 @@
     <w:r>
       <w:tab/>
       <w:tab/>
-      <w:t>2025-10-18</w:t>
+      <w:t>2025-10-19</w:t>
       <w:br/>
       <w:br/>
     </w:r>

--- a/klagomål/A 12931-2025 FSC-klagomål.docx
+++ b/klagomål/A 12931-2025 FSC-klagomål.docx
@@ -1144,7 +1144,7 @@
     <w:r>
       <w:tab/>
       <w:tab/>
-      <w:t>2025-10-19</w:t>
+      <w:t>2025-10-20</w:t>
       <w:br/>
       <w:br/>
     </w:r>

--- a/klagomål/A 12931-2025 FSC-klagomål.docx
+++ b/klagomål/A 12931-2025 FSC-klagomål.docx
@@ -1144,7 +1144,7 @@
     <w:r>
       <w:tab/>
       <w:tab/>
-      <w:t>2025-10-20</w:t>
+      <w:t>2025-10-21</w:t>
       <w:br/>
       <w:br/>
     </w:r>

--- a/klagomål/A 12931-2025 FSC-klagomål.docx
+++ b/klagomål/A 12931-2025 FSC-klagomål.docx
@@ -321,7 +321,7 @@
         <w:t>Pucciniastrum goodyerae</w:t>
       </w:r>
       <w:r>
-        <w:t xml:space="preserve"> är klassad som NE (ej bedömd) i rödlistan(SLU Artdatabanken, 2024).</w:t>
+        <w:t xml:space="preserve"> är klassad som NE (ej bedömd) i rödlistan (SLU Artdatabanken, 2024).</w:t>
       </w:r>
     </w:p>
     <w:p>
@@ -1144,7 +1144,7 @@
     <w:r>
       <w:tab/>
       <w:tab/>
-      <w:t>2025-10-21</w:t>
+      <w:t>2025-10-22</w:t>
       <w:br/>
       <w:br/>
     </w:r>

--- a/klagomål/A 12931-2025 FSC-klagomål.docx
+++ b/klagomål/A 12931-2025 FSC-klagomål.docx
@@ -1144,7 +1144,7 @@
     <w:r>
       <w:tab/>
       <w:tab/>
-      <w:t>2025-10-22</w:t>
+      <w:t>2025-10-23</w:t>
       <w:br/>
       <w:br/>
     </w:r>

--- a/klagomål/A 12931-2025 FSC-klagomål.docx
+++ b/klagomål/A 12931-2025 FSC-klagomål.docx
@@ -1144,7 +1144,7 @@
     <w:r>
       <w:tab/>
       <w:tab/>
-      <w:t>2025-10-23</w:t>
+      <w:t>2025-10-24</w:t>
       <w:br/>
       <w:br/>
     </w:r>

--- a/klagomål/A 12931-2025 FSC-klagomål.docx
+++ b/klagomål/A 12931-2025 FSC-klagomål.docx
@@ -1144,7 +1144,7 @@
     <w:r>
       <w:tab/>
       <w:tab/>
-      <w:t>2025-10-24</w:t>
+      <w:t>2025-10-25</w:t>
       <w:br/>
       <w:br/>
     </w:r>

--- a/klagomål/A 12931-2025 FSC-klagomål.docx
+++ b/klagomål/A 12931-2025 FSC-klagomål.docx
@@ -1144,7 +1144,7 @@
     <w:r>
       <w:tab/>
       <w:tab/>
-      <w:t>2025-10-25</w:t>
+      <w:t>2025-10-26</w:t>
       <w:br/>
       <w:br/>
     </w:r>

--- a/klagomål/A 12931-2025 FSC-klagomål.docx
+++ b/klagomål/A 12931-2025 FSC-klagomål.docx
@@ -1144,7 +1144,7 @@
     <w:r>
       <w:tab/>
       <w:tab/>
-      <w:t>2025-10-26</w:t>
+      <w:t>2025-10-27</w:t>
       <w:br/>
       <w:br/>
     </w:r>

--- a/klagomål/A 12931-2025 FSC-klagomål.docx
+++ b/klagomål/A 12931-2025 FSC-klagomål.docx
@@ -1144,7 +1144,7 @@
     <w:r>
       <w:tab/>
       <w:tab/>
-      <w:t>2025-10-27</w:t>
+      <w:t>2025-10-28</w:t>
       <w:br/>
       <w:br/>
     </w:r>

--- a/klagomål/A 12931-2025 FSC-klagomål.docx
+++ b/klagomål/A 12931-2025 FSC-klagomål.docx
@@ -1144,7 +1144,7 @@
     <w:r>
       <w:tab/>
       <w:tab/>
-      <w:t>2025-10-28</w:t>
+      <w:t>2025-10-29</w:t>
       <w:br/>
       <w:br/>
     </w:r>

--- a/klagomål/A 12931-2025 FSC-klagomål.docx
+++ b/klagomål/A 12931-2025 FSC-klagomål.docx
@@ -1144,7 +1144,7 @@
     <w:r>
       <w:tab/>
       <w:tab/>
-      <w:t>2025-10-29</w:t>
+      <w:t>2025-10-30</w:t>
       <w:br/>
       <w:br/>
     </w:r>

--- a/klagomål/A 12931-2025 FSC-klagomål.docx
+++ b/klagomål/A 12931-2025 FSC-klagomål.docx
@@ -1144,7 +1144,7 @@
     <w:r>
       <w:tab/>
       <w:tab/>
-      <w:t>2025-10-30</w:t>
+      <w:t>2025-10-31</w:t>
       <w:br/>
       <w:br/>
     </w:r>

--- a/klagomål/A 12931-2025 FSC-klagomål.docx
+++ b/klagomål/A 12931-2025 FSC-klagomål.docx
@@ -1144,7 +1144,7 @@
     <w:r>
       <w:tab/>
       <w:tab/>
-      <w:t>2025-10-31</w:t>
+      <w:t>2025-11-01</w:t>
       <w:br/>
       <w:br/>
     </w:r>

--- a/klagomål/A 12931-2025 FSC-klagomål.docx
+++ b/klagomål/A 12931-2025 FSC-klagomål.docx
@@ -1144,7 +1144,7 @@
     <w:r>
       <w:tab/>
       <w:tab/>
-      <w:t>2025-11-15</w:t>
+      <w:t>2025-11-20</w:t>
       <w:br/>
       <w:br/>
     </w:r>
